--- a/output/12_北塩原村第10期_第3回策定委員会資料_単色.docx
+++ b/output/12_北塩原村第10期_第3回策定委員会資料_単色.docx
@@ -6556,7 +6556,7 @@
           <w:sz w:val="17"/>
           <w:szCs w:val="17"/>
         </w:rPr>
-        <w:t xml:space="preserve">※ 村内の認知症対応型共同生活介護は定員27人の1施設のみである。必要利用定員総数そのものは確定したが、計画期間を通じて到達率100%（満床）の見込みであり、待機者がいる場合は村外または在宅での対応になる。待機の状況が把握できていないため、増床の要否を判断する材料がそろっていない（確認事項）。</w:t>
+        <w:t xml:space="preserve">※ 村内の認知症対応型共同生活介護は2事業所・定員27人のみである。必要利用定員総数は27人とする案であるが、計画期間を通じて到達率100%（満床）の見込みであり、待機者がいる場合は村外または在宅での対応になる。待機の状況が把握できていないため、増床の要否を判断する材料がそろっていない（確認事項）。</w:t>
       </w:r>
     </w:p>
     <w:p>

--- a/output/12_北塩原村第10期_第3回策定委員会資料_単色.docx
+++ b/output/12_北塩原村第10期_第3回策定委員会資料_単色.docx
@@ -487,7 +487,7 @@
           <w:sz w:val="21"/>
           <w:szCs w:val="21"/>
         </w:rPr>
-        <w:t xml:space="preserve">資料5・6は決定案です。第2回でお示しした複数のパターンから前提を1つに定めています。第2回以降に確定した事項は資料2-2に一覧で示しています。</w:t>
+        <w:t xml:space="preserve">資料5・6は決定案です。第2回でお示しした複数のパターンから前提を1つに定めています。第2回以降に値が得られた事項（入力値の取得・確定の条件待ちを含む）は資料2-2に一覧で示しています。</w:t>
       </w:r>
     </w:p>
     <w:p>
@@ -2237,7 +2237,7 @@
           <w:sz w:val="25"/>
           <w:szCs w:val="25"/>
         </w:rPr>
-        <w:t xml:space="preserve">2-2　第2回以降に確定した事項</w:t>
+        <w:t xml:space="preserve">2-2　第2回以降に値が得られた事項</w:t>
       </w:r>
     </w:p>
     <w:p>
@@ -2250,7 +2250,7 @@
           <w:sz w:val="21"/>
           <w:szCs w:val="21"/>
         </w:rPr>
-        <w:t xml:space="preserve">第2回の時点で確定していなかった項目のうち、本日までに確定したものをお示しします。</w:t>
+        <w:t xml:space="preserve">第2回の時点で値が得られていなかった項目のうち、本日までに値が得られたものをお示しします。値が得られたことと、決定したことは区別して示します。</w:t>
       </w:r>
     </w:p>
     <w:p>
@@ -2282,7 +2282,7 @@
           <w:sz w:val="21"/>
           <w:szCs w:val="21"/>
         </w:rPr>
-        <w:t xml:space="preserve">骨子を作った時点で確定していなかった事項は22件でした。国の推計ワークシートと県の整備量見込みシートの受領により、次の11件が確定し、本資料の該当箇所に反映しています。確定していない事項の枠は20件になりました（確定により消えた枠が3件、問いが狭まった枠が2件、新たに生じた枠が1件）。各資料の「確定していない事項」の欄でお示しします。</w:t>
+        <w:t xml:space="preserve">骨子を作った時点で値が得られていなかった事項は22件でした。国の推計ワークシートと県の整備量見込みシートの受領により、次の11件は値が得られ、本資料の該当箇所に反映しています。ただし、いずれも村が県に提出した入力値または現時点の値であり、政令・告示や村の決定、本委員会の決定を経たものではありません。それぞれの段階を出どころの欄に示しています。確定していない事項の枠は20件になりました（確定により消えた枠が3件、問いが狭まった枠が2件、新たに生じた枠が1件）。各資料の「確定していない事項」の欄でお示しします。</w:t>
       </w:r>
     </w:p>
     <w:tbl>
@@ -2362,7 +2362,7 @@
                 <w:sz w:val="17"/>
                 <w:szCs w:val="17"/>
               </w:rPr>
-              <w:t xml:space="preserve">確定した事項</w:t>
+              <w:t xml:space="preserve">値が得られた事項</w:t>
             </w:r>
           </w:p>
         </w:tc>
@@ -5077,7 +5077,7 @@
           <w:sz w:val="17"/>
           <w:szCs w:val="17"/>
         </w:rPr>
-        <w:t xml:space="preserve">※ 素案5-4の表をそのまま用いる。第2回では現行単価による試算をお示ししており、本日は確定した前提による。</w:t>
+        <w:t xml:space="preserve">※ 素案5-4の表をそのまま用いる。第2回では現行単価による試算をお示ししており、本日は第2回以降に得られた値（下表。段階を併記）による。</w:t>
       </w:r>
     </w:p>
     <w:tbl>
@@ -5128,7 +5128,7 @@
                 <w:sz w:val="17"/>
                 <w:szCs w:val="17"/>
               </w:rPr>
-              <w:t xml:space="preserve">確定した事項</w:t>
+              <w:t xml:space="preserve">値が得られた事項</w:t>
             </w:r>
           </w:p>
         </w:tc>
@@ -5157,7 +5157,7 @@
                 <w:sz w:val="17"/>
                 <w:szCs w:val="17"/>
               </w:rPr>
-              <w:t xml:space="preserve">確定した内容</w:t>
+              <w:t xml:space="preserve">現時点の値</w:t>
             </w:r>
           </w:p>
         </w:tc>
@@ -5186,7 +5186,7 @@
                 <w:sz w:val="17"/>
                 <w:szCs w:val="17"/>
               </w:rPr>
-              <w:t xml:space="preserve">出どころ</w:t>
+              <w:t xml:space="preserve">出どころ（段階）</w:t>
             </w:r>
           </w:p>
         </w:tc>
@@ -5275,7 +5275,7 @@
                 <w:sz w:val="17"/>
                 <w:szCs w:val="17"/>
               </w:rPr>
-              <w:t xml:space="preserve">村提供（国の推計ワークシート）</w:t>
+              <w:t xml:space="preserve">村提供（国の推計ワークシート。暫定の入力値）</w:t>
             </w:r>
           </w:p>
         </w:tc>
@@ -5338,7 +5338,7 @@
                 <w:sz w:val="17"/>
                 <w:szCs w:val="17"/>
               </w:rPr>
-              <w:t xml:space="preserve">県の整備量見込みシート（令和8年10月6日提出）の値に置き換えた。記入要領は「令和6〜8年度は月平均の実績人数（四捨五入）」であり、当方の算出は四捨五入の範囲で一致した</w:t>
+              <w:t xml:space="preserve">県の整備量見込みシート（令和8年10月6日提出）の値に置き換えた。記入要領は「令和6〜8年度は月平均の実績人数（四捨五入）」であり、当方の算出は四捨五入の範囲で一致した。認知症対応型共同生活介護はワークシートの値（27人・28人・29人）と1〜2人の差があり、村に確認中</w:t>
             </w:r>
           </w:p>
         </w:tc>
@@ -5367,7 +5367,7 @@
                 <w:sz w:val="17"/>
                 <w:szCs w:val="17"/>
               </w:rPr>
-              <w:t xml:space="preserve">村提供（県の整備量見込みシート）</w:t>
+              <w:t xml:space="preserve">村提供（県の整備量見込みシート。県への提出値）</w:t>
             </w:r>
           </w:p>
         </w:tc>
@@ -6055,7 +6055,7 @@
                 <w:sz w:val="17"/>
                 <w:szCs w:val="17"/>
               </w:rPr>
-              <w:t xml:space="preserve">確定した事項</w:t>
+              <w:t xml:space="preserve">値が得られた事項</w:t>
             </w:r>
           </w:p>
         </w:tc>
@@ -6084,7 +6084,7 @@
                 <w:sz w:val="17"/>
                 <w:szCs w:val="17"/>
               </w:rPr>
-              <w:t xml:space="preserve">確定した内容</w:t>
+              <w:t xml:space="preserve">現時点の値</w:t>
             </w:r>
           </w:p>
         </w:tc>
@@ -6113,7 +6113,7 @@
                 <w:sz w:val="17"/>
                 <w:szCs w:val="17"/>
               </w:rPr>
-              <w:t xml:space="preserve">出どころ</w:t>
+              <w:t xml:space="preserve">出どころ（段階）</w:t>
             </w:r>
           </w:p>
         </w:tc>
@@ -6205,7 +6205,7 @@
                 <w:sz w:val="17"/>
                 <w:szCs w:val="17"/>
               </w:rPr>
-              <w:t xml:space="preserve">村提供（県の整備量見込みシート）</w:t>
+              <w:t xml:space="preserve">村提供（県への提出値。計画に定める値は本日ご決定いただく）</w:t>
             </w:r>
           </w:p>
         </w:tc>
@@ -6686,7 +6686,7 @@
                 <w:sz w:val="17"/>
                 <w:szCs w:val="17"/>
               </w:rPr>
-              <w:t xml:space="preserve">確定した事項</w:t>
+              <w:t xml:space="preserve">値が得られた事項</w:t>
             </w:r>
           </w:p>
         </w:tc>
@@ -6715,7 +6715,7 @@
                 <w:sz w:val="17"/>
                 <w:szCs w:val="17"/>
               </w:rPr>
-              <w:t xml:space="preserve">確定した内容</w:t>
+              <w:t xml:space="preserve">現時点の値</w:t>
             </w:r>
           </w:p>
         </w:tc>
@@ -6744,7 +6744,7 @@
                 <w:sz w:val="17"/>
                 <w:szCs w:val="17"/>
               </w:rPr>
-              <w:t xml:space="preserve">出どころ</w:t>
+              <w:t xml:space="preserve">出どころ（段階）</w:t>
             </w:r>
           </w:p>
         </w:tc>
@@ -6805,7 +6805,7 @@
                 <w:sz w:val="17"/>
                 <w:szCs w:val="17"/>
               </w:rPr>
-              <w:t xml:space="preserve">第10期は23%で、第9期と同じ水準に据え置かれる。本村では1ポイントで月額約294円であるため、上昇要因として働かない</w:t>
+              <w:t xml:space="preserve">国の推計ワークシートでは23%（第9期と同じ）が置かれている。本村では1ポイントで月額約294円である</w:t>
             </w:r>
           </w:p>
         </w:tc>
@@ -6833,7 +6833,7 @@
                 <w:sz w:val="17"/>
                 <w:szCs w:val="17"/>
               </w:rPr>
-              <w:t xml:space="preserve">国の推計ワークシート（参考シート）</w:t>
+              <w:t xml:space="preserve">国の推計ワークシート（参考シート）。正式には政令で定まる（確定の条件待ち）</w:t>
             </w:r>
           </w:p>
         </w:tc>
@@ -6922,7 +6922,7 @@
                 <w:sz w:val="17"/>
                 <w:szCs w:val="17"/>
               </w:rPr>
-              <w:t xml:space="preserve">国の推計ワークシート</w:t>
+              <w:t xml:space="preserve">国の推計ワークシートへの入力値。令和6年度末の決算残高20,461,007円からの積算の根拠を村に確認中（確定の条件待ち）</w:t>
             </w:r>
           </w:p>
         </w:tc>
@@ -8514,7 +8514,7 @@
                 <w:sz w:val="17"/>
                 <w:szCs w:val="17"/>
               </w:rPr>
-              <w:t xml:space="preserve">確定した事項</w:t>
+              <w:t xml:space="preserve">値が得られた事項</w:t>
             </w:r>
           </w:p>
         </w:tc>
@@ -8543,7 +8543,7 @@
                 <w:sz w:val="17"/>
                 <w:szCs w:val="17"/>
               </w:rPr>
-              <w:t xml:space="preserve">確定した内容</w:t>
+              <w:t xml:space="preserve">現時点の値</w:t>
             </w:r>
           </w:p>
         </w:tc>
@@ -8572,7 +8572,7 @@
                 <w:sz w:val="17"/>
                 <w:szCs w:val="17"/>
               </w:rPr>
-              <w:t xml:space="preserve">出どころ</w:t>
+              <w:t xml:space="preserve">出どころ（段階）</w:t>
             </w:r>
           </w:p>
         </w:tc>
@@ -9900,7 +9900,7 @@
                 <w:sz w:val="17"/>
                 <w:szCs w:val="17"/>
               </w:rPr>
-              <w:t xml:space="preserve">61点が取れる11項目の取組可否の村の判断</w:t>
+              <w:t xml:space="preserve">取得をめざす11項目62点（認知症施策推進計画の5点を加え12項目67点）の取組可否の村の判断</w:t>
             </w:r>
           </w:p>
         </w:tc>
@@ -9928,7 +9928,7 @@
                 <w:sz w:val="17"/>
                 <w:szCs w:val="17"/>
               </w:rPr>
-              <w:t xml:space="preserve">資料7-2・素案5-9</w:t>
+              <w:t xml:space="preserve">資料7-2・素案6-3</w:t>
             </w:r>
           </w:p>
         </w:tc>
